--- a/assignments/CMPE295A_Project_Abstract_InsightPilot.docx
+++ b/assignments/CMPE295A_Project_Abstract_InsightPilot.docx
@@ -459,7 +459,7 @@
           <w:rFonts w:ascii="Times New Roman" w:eastAsia="Times New Roman" w:hAnsi="Times New Roman" w:cs="Times New Roman"/>
           <w:sz w:val="24"/>
         </w:rPr>
-        <w:t xml:space="preserve">These assistants share two limits. Each is confined to a single warehouse that a team described in advance, so a question spanning several systems falls outside its reach. Each can also be confidently wrong. An analysis of 4,602 faulty text-to-SQL queries traced 81.2 percent of failures to a wrong column or a misread meaning. Such answers look plausible, so the analyst must rebuild them to be sure. A 2026 dbt Labs survey of 363 practitioners found that 71 percent rank incorrect output among their leading concerns. Analysts therefore need answers that span their real sources and cost less to check than to rebuild.</w:t>
+        <w:t xml:space="preserve">These assistants share two limits. Each is confined to a single warehouse that a team described in advance, so a question spanning several systems falls outside its reach. Each can also be confidently wrong. Omni Analytics published a 2026 analysis that traced 81.2 percent of 4,602 faulty text-to-SQL queries to a wrong column or a misread meaning. Such answers look plausible, so the analyst must rebuild them to be sure. A 2026 dbt Labs survey of 363 practitioners found that 71 percent rank incorrect output among their leading concerns. Analysts therefore need answers that span their real sources and cost less to check than to rebuild.</w:t>
       </w:r>
     </w:p>
     <w:p>
@@ -473,7 +473,7 @@
           <w:rFonts w:ascii="Times New Roman" w:eastAsia="Times New Roman" w:hAnsi="Times New Roman" w:cs="Times New Roman"/>
           <w:sz w:val="24"/>
         </w:rPr>
-        <w:t xml:space="preserve">In this project we build InsightPilot, an agentic platform for conversational business intelligence. An orchestrator turns a question into an analysis plan that the analyst reviews before any query runs. Four specialist agents then fetch the data, analyze it, model it when the question is predictive, and present the result. One investigation can draw on databases, files, and web services. Every step records the source it read, the query it issued, and the rows it returned. A separate check confirms that the step matched the plan. The result is an answer the analyst can verify without rebuilding it.</w:t>
+        <w:t xml:space="preserve">In this project, we build InsightPilot, an agentic platform for conversational business intelligence. An orchestrator turns a question into an analysis plan that the analyst reviews before any query runs. Four specialist agents then fetch the data, analyze it, model it when the question is predictive, and present the result. One investigation can draw on relational databases, spreadsheet files, and web services. Every step records the source it read, the query it issued, and the rows it returned. A separate check confirms that the step matched the plan. The result is an answer the analyst can verify without rebuilding it.</w:t>
       </w:r>
     </w:p>
     <w:sectPr>
